--- a/i_test/test_D6_Tabella_4_esenzione_2025/g_output/D6_Table_4_esenzione_qualsiasi.docx
+++ b/i_test/test_D6_Tabella_4_esenzione_2025/g_output/D6_Table_4_esenzione_qualsiasi.docx
@@ -79,37 +79,37 @@
               <w:pStyle w:val="Normal"/>
             </w:pPr>
             <w:r>
-              <w:t>2208</w:t>
-            </w:r>
-          </w:p>
-        </w:tc>
-        <w:tc>
-          <w:p>
-            <w:pPr>
-              <w:pStyle w:val="Normal"/>
-            </w:pPr>
-            <w:r>
-              <w:t>727</w:t>
-            </w:r>
-          </w:p>
-        </w:tc>
-        <w:tc>
-          <w:p>
-            <w:pPr>
-              <w:pStyle w:val="Normal"/>
-            </w:pPr>
-            <w:r>
-              <w:t>764</w:t>
-            </w:r>
-          </w:p>
-        </w:tc>
-        <w:tc>
-          <w:p>
-            <w:pPr>
-              <w:pStyle w:val="Normal"/>
-            </w:pPr>
-            <w:r>
-              <w:t>717</w:t>
+              <w:t>2884</w:t>
+            </w:r>
+          </w:p>
+        </w:tc>
+        <w:tc>
+          <w:p>
+            <w:pPr>
+              <w:pStyle w:val="Normal"/>
+            </w:pPr>
+            <w:r>
+              <w:t>964</w:t>
+            </w:r>
+          </w:p>
+        </w:tc>
+        <w:tc>
+          <w:p>
+            <w:pPr>
+              <w:pStyle w:val="Normal"/>
+            </w:pPr>
+            <w:r>
+              <w:t>949</w:t>
+            </w:r>
+          </w:p>
+        </w:tc>
+        <w:tc>
+          <w:p>
+            <w:pPr>
+              <w:pStyle w:val="Normal"/>
+            </w:pPr>
+            <w:r>
+              <w:t>971</w:t>
             </w:r>
           </w:p>
         </w:tc>
@@ -131,37 +131,37 @@
               <w:pStyle w:val="Normal"/>
             </w:pPr>
             <w:r>
-              <w:t>1.110 (50,3%)</w:t>
-            </w:r>
-          </w:p>
-        </w:tc>
-        <w:tc>
-          <w:p>
-            <w:pPr>
-              <w:pStyle w:val="Normal"/>
-            </w:pPr>
-            <w:r>
-              <w:t>346 (47,6%)</w:t>
-            </w:r>
-          </w:p>
-        </w:tc>
-        <w:tc>
-          <w:p>
-            <w:pPr>
-              <w:pStyle w:val="Normal"/>
-            </w:pPr>
-            <w:r>
-              <w:t>386 (50,5%)</w:t>
-            </w:r>
-          </w:p>
-        </w:tc>
-        <w:tc>
-          <w:p>
-            <w:pPr>
-              <w:pStyle w:val="Normal"/>
-            </w:pPr>
-            <w:r>
-              <w:t>378 (52,7%)</w:t>
+              <w:t>1.439 (49,9%)</w:t>
+            </w:r>
+          </w:p>
+        </w:tc>
+        <w:tc>
+          <w:p>
+            <w:pPr>
+              <w:pStyle w:val="Normal"/>
+            </w:pPr>
+            <w:r>
+              <w:t>484 (50,2%)</w:t>
+            </w:r>
+          </w:p>
+        </w:tc>
+        <w:tc>
+          <w:p>
+            <w:pPr>
+              <w:pStyle w:val="Normal"/>
+            </w:pPr>
+            <w:r>
+              <w:t>469 (49,4%)</w:t>
+            </w:r>
+          </w:p>
+        </w:tc>
+        <w:tc>
+          <w:p>
+            <w:pPr>
+              <w:pStyle w:val="Normal"/>
+            </w:pPr>
+            <w:r>
+              <w:t>486 (50,1%)</w:t>
             </w:r>
           </w:p>
         </w:tc>
@@ -183,37 +183,37 @@
               <w:pStyle w:val="Normal"/>
             </w:pPr>
             <w:r>
-              <w:t>727 (32,9%)</w:t>
-            </w:r>
-          </w:p>
-        </w:tc>
-        <w:tc>
-          <w:p>
-            <w:pPr>
-              <w:pStyle w:val="Normal"/>
-            </w:pPr>
-            <w:r>
-              <w:t>268 (36,9%)</w:t>
-            </w:r>
-          </w:p>
-        </w:tc>
-        <w:tc>
-          <w:p>
-            <w:pPr>
-              <w:pStyle w:val="Normal"/>
-            </w:pPr>
-            <w:r>
-              <w:t>233 (30,5%)</w:t>
-            </w:r>
-          </w:p>
-        </w:tc>
-        <w:tc>
-          <w:p>
-            <w:pPr>
-              <w:pStyle w:val="Normal"/>
-            </w:pPr>
-            <w:r>
-              <w:t>226 (31,5%)</w:t>
+              <w:t>956 (33,1%)</w:t>
+            </w:r>
+          </w:p>
+        </w:tc>
+        <w:tc>
+          <w:p>
+            <w:pPr>
+              <w:pStyle w:val="Normal"/>
+            </w:pPr>
+            <w:r>
+              <w:t>309 (32,1%)</w:t>
+            </w:r>
+          </w:p>
+        </w:tc>
+        <w:tc>
+          <w:p>
+            <w:pPr>
+              <w:pStyle w:val="Normal"/>
+            </w:pPr>
+            <w:r>
+              <w:t>323 (34,0%)</w:t>
+            </w:r>
+          </w:p>
+        </w:tc>
+        <w:tc>
+          <w:p>
+            <w:pPr>
+              <w:pStyle w:val="Normal"/>
+            </w:pPr>
+            <w:r>
+              <w:t>324 (33,4%)</w:t>
             </w:r>
           </w:p>
         </w:tc>
@@ -235,37 +235,37 @@
               <w:pStyle w:val="Normal"/>
             </w:pPr>
             <w:r>
-              <w:t>737 (33,4%)</w:t>
-            </w:r>
-          </w:p>
-        </w:tc>
-        <w:tc>
-          <w:p>
-            <w:pPr>
-              <w:pStyle w:val="Normal"/>
-            </w:pPr>
-            <w:r>
-              <w:t>207 (28,5%)</w:t>
-            </w:r>
-          </w:p>
-        </w:tc>
-        <w:tc>
-          <w:p>
-            <w:pPr>
-              <w:pStyle w:val="Normal"/>
-            </w:pPr>
-            <w:r>
-              <w:t>281 (36,8%)</w:t>
-            </w:r>
-          </w:p>
-        </w:tc>
-        <w:tc>
-          <w:p>
-            <w:pPr>
-              <w:pStyle w:val="Normal"/>
-            </w:pPr>
-            <w:r>
-              <w:t>249 (34,7%)</w:t>
+              <w:t>987 (34,2%)</w:t>
+            </w:r>
+          </w:p>
+        </w:tc>
+        <w:tc>
+          <w:p>
+            <w:pPr>
+              <w:pStyle w:val="Normal"/>
+            </w:pPr>
+            <w:r>
+              <w:t>329 (34,1%)</w:t>
+            </w:r>
+          </w:p>
+        </w:tc>
+        <w:tc>
+          <w:p>
+            <w:pPr>
+              <w:pStyle w:val="Normal"/>
+            </w:pPr>
+            <w:r>
+              <w:t>320 (33,7%)</w:t>
+            </w:r>
+          </w:p>
+        </w:tc>
+        <w:tc>
+          <w:p>
+            <w:pPr>
+              <w:pStyle w:val="Normal"/>
+            </w:pPr>
+            <w:r>
+              <w:t>338 (34,8%)</w:t>
             </w:r>
           </w:p>
         </w:tc>
@@ -287,37 +287,37 @@
               <w:pStyle w:val="Normal"/>
             </w:pPr>
             <w:r>
-              <w:t>744 (33,7%)</w:t>
-            </w:r>
-          </w:p>
-        </w:tc>
-        <w:tc>
-          <w:p>
-            <w:pPr>
-              <w:pStyle w:val="Normal"/>
-            </w:pPr>
-            <w:r>
-              <w:t>252 (34,7%)</w:t>
-            </w:r>
-          </w:p>
-        </w:tc>
-        <w:tc>
-          <w:p>
-            <w:pPr>
-              <w:pStyle w:val="Normal"/>
-            </w:pPr>
-            <w:r>
-              <w:t>250 (32,7%)</w:t>
-            </w:r>
-          </w:p>
-        </w:tc>
-        <w:tc>
-          <w:p>
-            <w:pPr>
-              <w:pStyle w:val="Normal"/>
-            </w:pPr>
-            <w:r>
-              <w:t>242 (33,8%)</w:t>
+              <w:t>941 (32,6%)</w:t>
+            </w:r>
+          </w:p>
+        </w:tc>
+        <w:tc>
+          <w:p>
+            <w:pPr>
+              <w:pStyle w:val="Normal"/>
+            </w:pPr>
+            <w:r>
+              <w:t>326 (33,8%)</w:t>
+            </w:r>
+          </w:p>
+        </w:tc>
+        <w:tc>
+          <w:p>
+            <w:pPr>
+              <w:pStyle w:val="Normal"/>
+            </w:pPr>
+            <w:r>
+              <w:t>306 (32,2%)</w:t>
+            </w:r>
+          </w:p>
+        </w:tc>
+        <w:tc>
+          <w:p>
+            <w:pPr>
+              <w:pStyle w:val="Normal"/>
+            </w:pPr>
+            <w:r>
+              <w:t>309 (31,8%)</w:t>
             </w:r>
           </w:p>
         </w:tc>
@@ -339,37 +339,37 @@
               <w:pStyle w:val="Normal"/>
             </w:pPr>
             <w:r>
-              <w:t>165 (7,5%)</w:t>
-            </w:r>
-          </w:p>
-        </w:tc>
-        <w:tc>
-          <w:p>
-            <w:pPr>
-              <w:pStyle w:val="Normal"/>
-            </w:pPr>
-            <w:r>
-              <w:t>51 (7,0%)</w:t>
-            </w:r>
-          </w:p>
-        </w:tc>
-        <w:tc>
-          <w:p>
-            <w:pPr>
-              <w:pStyle w:val="Normal"/>
-            </w:pPr>
-            <w:r>
-              <w:t>55 (7,2%)</w:t>
-            </w:r>
-          </w:p>
-        </w:tc>
-        <w:tc>
-          <w:p>
-            <w:pPr>
-              <w:pStyle w:val="Normal"/>
-            </w:pPr>
-            <w:r>
-              <w:t>59 (8,2%)</w:t>
+              <w:t>1.928 (66,9%)</w:t>
+            </w:r>
+          </w:p>
+        </w:tc>
+        <w:tc>
+          <w:p>
+            <w:pPr>
+              <w:pStyle w:val="Normal"/>
+            </w:pPr>
+            <w:r>
+              <w:t>644 (66,8%)</w:t>
+            </w:r>
+          </w:p>
+        </w:tc>
+        <w:tc>
+          <w:p>
+            <w:pPr>
+              <w:pStyle w:val="Normal"/>
+            </w:pPr>
+            <w:r>
+              <w:t>634 (66,8%)</w:t>
+            </w:r>
+          </w:p>
+        </w:tc>
+        <w:tc>
+          <w:p>
+            <w:pPr>
+              <w:pStyle w:val="Normal"/>
+            </w:pPr>
+            <w:r>
+              <w:t>650 (66,9%)</w:t>
             </w:r>
           </w:p>
         </w:tc>
@@ -443,37 +443,37 @@
               <w:pStyle w:val="Normal"/>
             </w:pPr>
             <w:r>
-              <w:t>A10BH 821 (37,2%)</w:t>
-            </w:r>
-          </w:p>
-        </w:tc>
-        <w:tc>
-          <w:p>
-            <w:pPr>
-              <w:pStyle w:val="Normal"/>
-            </w:pPr>
-            <w:r>
-              <w:t>A10BH 296 (40,7%)</w:t>
-            </w:r>
-          </w:p>
-        </w:tc>
-        <w:tc>
-          <w:p>
-            <w:pPr>
-              <w:pStyle w:val="Normal"/>
-            </w:pPr>
-            <w:r>
-              <w:t>A10BK 297 (38,9%)</w:t>
-            </w:r>
-          </w:p>
-        </w:tc>
-        <w:tc>
-          <w:p>
-            <w:pPr>
-              <w:pStyle w:val="Normal"/>
-            </w:pPr>
-            <w:r>
-              <w:t>A10BJ 275 (38,4%)</w:t>
+              <w:t>A10BD09 192 (6,7%)</w:t>
+            </w:r>
+          </w:p>
+        </w:tc>
+        <w:tc>
+          <w:p>
+            <w:pPr>
+              <w:pStyle w:val="Normal"/>
+            </w:pPr>
+            <w:r>
+              <w:t>C10BD20 73 (7,6%)</w:t>
+            </w:r>
+          </w:p>
+        </w:tc>
+        <w:tc>
+          <w:p>
+            <w:pPr>
+              <w:pStyle w:val="Normal"/>
+            </w:pPr>
+            <w:r>
+              <w:t>J10JE56 78 (8,2%)</w:t>
+            </w:r>
+          </w:p>
+        </w:tc>
+        <w:tc>
+          <w:p>
+            <w:pPr>
+              <w:pStyle w:val="Normal"/>
+            </w:pPr>
+            <w:r>
+              <w:t>J10JE54 75 (7,7%)</w:t>
             </w:r>
           </w:p>
         </w:tc>
@@ -495,37 +495,37 @@
               <w:pStyle w:val="Normal"/>
             </w:pPr>
             <w:r>
-              <w:t>A10BD21 804 (36,4%)</w:t>
-            </w:r>
-          </w:p>
-        </w:tc>
-        <w:tc>
-          <w:p>
-            <w:pPr>
-              <w:pStyle w:val="Normal"/>
-            </w:pPr>
-            <w:r>
-              <w:t>A10BD21 270 (37,1%)</w:t>
-            </w:r>
-          </w:p>
-        </w:tc>
-        <w:tc>
-          <w:p>
-            <w:pPr>
-              <w:pStyle w:val="Normal"/>
-            </w:pPr>
-            <w:r>
-              <w:t>A10BD15 297 (38,9%)</w:t>
-            </w:r>
-          </w:p>
-        </w:tc>
-        <w:tc>
-          <w:p>
-            <w:pPr>
-              <w:pStyle w:val="Normal"/>
-            </w:pPr>
-            <w:r>
-              <w:t>A10BD20 270 (37,7%)</w:t>
+              <w:t>B10AE54 190 (6,6%)</w:t>
+            </w:r>
+          </w:p>
+        </w:tc>
+        <w:tc>
+          <w:p>
+            <w:pPr>
+              <w:pStyle w:val="Normal"/>
+            </w:pPr>
+            <w:r>
+              <w:t>M10BD23 69 (7,2%)</w:t>
+            </w:r>
+          </w:p>
+        </w:tc>
+        <w:tc>
+          <w:p>
+            <w:pPr>
+              <w:pStyle w:val="Normal"/>
+            </w:pPr>
+            <w:r>
+              <w:t>C10BD21 73 (7,7%)</w:t>
+            </w:r>
+          </w:p>
+        </w:tc>
+        <w:tc>
+          <w:p>
+            <w:pPr>
+              <w:pStyle w:val="Normal"/>
+            </w:pPr>
+            <w:r>
+              <w:t>A10BH02 75 (7,7%)</w:t>
             </w:r>
           </w:p>
         </w:tc>
@@ -547,37 +547,37 @@
               <w:pStyle w:val="Normal"/>
             </w:pPr>
             <w:r>
-              <w:t>A10BD15 791 (35,8%)</w:t>
-            </w:r>
-          </w:p>
-        </w:tc>
-        <w:tc>
-          <w:p>
-            <w:pPr>
-              <w:pStyle w:val="Normal"/>
-            </w:pPr>
-            <w:r>
-              <w:t>A10BD16 268 (36,9%)</w:t>
-            </w:r>
-          </w:p>
-        </w:tc>
-        <w:tc>
-          <w:p>
-            <w:pPr>
-              <w:pStyle w:val="Normal"/>
-            </w:pPr>
-            <w:r>
-              <w:t>A10BD07 291 (38,1%)</w:t>
-            </w:r>
-          </w:p>
-        </w:tc>
-        <w:tc>
-          <w:p>
-            <w:pPr>
-              <w:pStyle w:val="Normal"/>
-            </w:pPr>
-            <w:r>
-              <w:t>A10BD21 266 (37,1%)</w:t>
+              <w:t>M10BD16 190 (6,6%)</w:t>
+            </w:r>
+          </w:p>
+        </w:tc>
+        <w:tc>
+          <w:p>
+            <w:pPr>
+              <w:pStyle w:val="Normal"/>
+            </w:pPr>
+            <w:r>
+              <w:t>C10BD19 68 (7,1%)</w:t>
+            </w:r>
+          </w:p>
+        </w:tc>
+        <w:tc>
+          <w:p>
+            <w:pPr>
+              <w:pStyle w:val="Normal"/>
+            </w:pPr>
+            <w:r>
+              <w:t>A10AE54 67 (7,1%)</w:t>
+            </w:r>
+          </w:p>
+        </w:tc>
+        <w:tc>
+          <w:p>
+            <w:pPr>
+              <w:pStyle w:val="Normal"/>
+            </w:pPr>
+            <w:r>
+              <w:t>M10BD16 71 (7,3%)</w:t>
             </w:r>
           </w:p>
         </w:tc>
@@ -599,37 +599,37 @@
               <w:pStyle w:val="Normal"/>
             </w:pPr>
             <w:r>
-              <w:t>A10AE54 789 (35,7%)</w:t>
-            </w:r>
-          </w:p>
-        </w:tc>
-        <w:tc>
-          <w:p>
-            <w:pPr>
-              <w:pStyle w:val="Normal"/>
-            </w:pPr>
-            <w:r>
-              <w:t>A10BD07 264 (36,3%)</w:t>
-            </w:r>
-          </w:p>
-        </w:tc>
-        <w:tc>
-          <w:p>
-            <w:pPr>
-              <w:pStyle w:val="Normal"/>
-            </w:pPr>
-            <w:r>
-              <w:t>A10AE54 286 (37,4%)</w:t>
-            </w:r>
-          </w:p>
-        </w:tc>
-        <w:tc>
-          <w:p>
-            <w:pPr>
-              <w:pStyle w:val="Normal"/>
-            </w:pPr>
-            <w:r>
-              <w:t>A10BD13 265 (37,0%)</w:t>
+              <w:t>J10JE54 188 (6,5%)</w:t>
+            </w:r>
+          </w:p>
+        </w:tc>
+        <w:tc>
+          <w:p>
+            <w:pPr>
+              <w:pStyle w:val="Normal"/>
+            </w:pPr>
+            <w:r>
+              <w:t>D10BD21 67 (7,0%)</w:t>
+            </w:r>
+          </w:p>
+        </w:tc>
+        <w:tc>
+          <w:p>
+            <w:pPr>
+              <w:pStyle w:val="Normal"/>
+            </w:pPr>
+            <w:r>
+              <w:t>C10BH02 67 (7,1%)</w:t>
+            </w:r>
+          </w:p>
+        </w:tc>
+        <w:tc>
+          <w:p>
+            <w:pPr>
+              <w:pStyle w:val="Normal"/>
+            </w:pPr>
+            <w:r>
+              <w:t>D10BD13 70 (7,2%)</w:t>
             </w:r>
           </w:p>
         </w:tc>
@@ -651,37 +651,37 @@
               <w:pStyle w:val="Normal"/>
             </w:pPr>
             <w:r>
-              <w:t>A10BD16 785 (35,6%)</w:t>
-            </w:r>
-          </w:p>
-        </w:tc>
-        <w:tc>
-          <w:p>
-            <w:pPr>
-              <w:pStyle w:val="Normal"/>
-            </w:pPr>
-            <w:r>
-              <w:t>A10BD13 257 (35,4%)</w:t>
-            </w:r>
-          </w:p>
-        </w:tc>
-        <w:tc>
-          <w:p>
-            <w:pPr>
-              <w:pStyle w:val="Normal"/>
-            </w:pPr>
-            <w:r>
-              <w:t>A10BD09 285 (37,3%)</w:t>
-            </w:r>
-          </w:p>
-        </w:tc>
-        <w:tc>
-          <w:p>
-            <w:pPr>
-              <w:pStyle w:val="Normal"/>
-            </w:pPr>
-            <w:r>
-              <w:t>A10BD16 259 (36,1%)</w:t>
+              <w:t>B10BD15 184 (6,4%)</w:t>
+            </w:r>
+          </w:p>
+        </w:tc>
+        <w:tc>
+          <w:p>
+            <w:pPr>
+              <w:pStyle w:val="Normal"/>
+            </w:pPr>
+            <w:r>
+              <w:t>A10BD19 67 (7,0%)</w:t>
+            </w:r>
+          </w:p>
+        </w:tc>
+        <w:tc>
+          <w:p>
+            <w:pPr>
+              <w:pStyle w:val="Normal"/>
+            </w:pPr>
+            <w:r>
+              <w:t>D10BJ01 66 (7,0%)</w:t>
+            </w:r>
+          </w:p>
+        </w:tc>
+        <w:tc>
+          <w:p>
+            <w:pPr>
+              <w:pStyle w:val="Normal"/>
+            </w:pPr>
+            <w:r>
+              <w:t>B10BD21 70 (7,2%)</w:t>
             </w:r>
           </w:p>
         </w:tc>
@@ -755,37 +755,37 @@
               <w:pStyle w:val="Normal"/>
             </w:pPr>
             <w:r>
-              <w:t>A10BD 2.193 (99,3%)</w:t>
-            </w:r>
-          </w:p>
-        </w:tc>
-        <w:tc>
-          <w:p>
-            <w:pPr>
-              <w:pStyle w:val="Normal"/>
-            </w:pPr>
-            <w:r>
-              <w:t>A10BD 720 (99,0%)</w:t>
-            </w:r>
-          </w:p>
-        </w:tc>
-        <w:tc>
-          <w:p>
-            <w:pPr>
-              <w:pStyle w:val="Normal"/>
-            </w:pPr>
-            <w:r>
-              <w:t>A10BD 763 (99,9%)</w:t>
-            </w:r>
-          </w:p>
-        </w:tc>
-        <w:tc>
-          <w:p>
-            <w:pPr>
-              <w:pStyle w:val="Normal"/>
-            </w:pPr>
-            <w:r>
-              <w:t>A10BD 710 (99,0%)</w:t>
+              <w:t>A10BD B10BD C10BD J10BD M10BD 13 (0,5%)</w:t>
+            </w:r>
+          </w:p>
+        </w:tc>
+        <w:tc>
+          <w:p>
+            <w:pPr>
+              <w:pStyle w:val="Normal"/>
+            </w:pPr>
+            <w:r>
+              <w:t>A10BD B10BD C10BD D10BD J10BD 4 (0,4%)</w:t>
+            </w:r>
+          </w:p>
+        </w:tc>
+        <w:tc>
+          <w:p>
+            <w:pPr>
+              <w:pStyle w:val="Normal"/>
+            </w:pPr>
+            <w:r>
+              <w:t>A10BD B10BD C10BD D10BD J10BD M10BD 5 (0,5%)</w:t>
+            </w:r>
+          </w:p>
+        </w:tc>
+        <w:tc>
+          <w:p>
+            <w:pPr>
+              <w:pStyle w:val="Normal"/>
+            </w:pPr>
+            <w:r>
+              <w:t>A10BD B10BD C10BD J10BD M10BD 6 (0,6%)</w:t>
             </w:r>
           </w:p>
         </w:tc>
@@ -807,37 +807,37 @@
               <w:pStyle w:val="Normal"/>
             </w:pPr>
             <w:r>
-              <w:t>A10AE 1.089 (49,3%)</w:t>
-            </w:r>
-          </w:p>
-        </w:tc>
-        <w:tc>
-          <w:p>
-            <w:pPr>
-              <w:pStyle w:val="Normal"/>
-            </w:pPr>
-            <w:r>
-              <w:t>A10AE 360 (49,5%)</w:t>
-            </w:r>
-          </w:p>
-        </w:tc>
-        <w:tc>
-          <w:p>
-            <w:pPr>
-              <w:pStyle w:val="Normal"/>
-            </w:pPr>
-            <w:r>
-              <w:t>A10AE 380 (49,7%)</w:t>
-            </w:r>
-          </w:p>
-        </w:tc>
-        <w:tc>
-          <w:p>
-            <w:pPr>
-              <w:pStyle w:val="Normal"/>
-            </w:pPr>
-            <w:r>
-              <w:t>A10AE 349 (48,7%)</w:t>
+              <w:t>A10BD B10BD C10BD D10BD J10BD M10BD 10 (0,3%)</w:t>
+            </w:r>
+          </w:p>
+        </w:tc>
+        <w:tc>
+          <w:p>
+            <w:pPr>
+              <w:pStyle w:val="Normal"/>
+            </w:pPr>
+            <w:r>
+              <w:t>A10BD B10BD C10BD J10BD M10BD 3 (0,3%)</w:t>
+            </w:r>
+          </w:p>
+        </w:tc>
+        <w:tc>
+          <w:p>
+            <w:pPr>
+              <w:pStyle w:val="Normal"/>
+            </w:pPr>
+            <w:r>
+              <w:t>A10BD B10BD C10BD J10BD M10BD 4 (0,4%)</w:t>
+            </w:r>
+          </w:p>
+        </w:tc>
+        <w:tc>
+          <w:p>
+            <w:pPr>
+              <w:pStyle w:val="Normal"/>
+            </w:pPr>
+            <w:r>
+              <w:t>A10BD B10BD D10BD J10BD M10BD 3 (0,3%)</w:t>
             </w:r>
           </w:p>
         </w:tc>
@@ -859,37 +859,37 @@
               <w:pStyle w:val="Normal"/>
             </w:pPr>
             <w:r>
-              <w:t>A10BH 678 (30,7%)</w:t>
-            </w:r>
-          </w:p>
-        </w:tc>
-        <w:tc>
-          <w:p>
-            <w:pPr>
-              <w:pStyle w:val="Normal"/>
-            </w:pPr>
-            <w:r>
-              <w:t>A10BH 235 (32,3%)</w:t>
-            </w:r>
-          </w:p>
-        </w:tc>
-        <w:tc>
-          <w:p>
-            <w:pPr>
-              <w:pStyle w:val="Normal"/>
-            </w:pPr>
-            <w:r>
-              <w:t>A10BK 253 (33,1%)</w:t>
-            </w:r>
-          </w:p>
-        </w:tc>
-        <w:tc>
-          <w:p>
-            <w:pPr>
-              <w:pStyle w:val="Normal"/>
-            </w:pPr>
-            <w:r>
-              <w:t>A10BJ 226 (31,5%)</w:t>
+              <w:t>A10BD B10BD C10BD D10BD J10BD 9 (0,3%)</w:t>
+            </w:r>
+          </w:p>
+        </w:tc>
+        <w:tc>
+          <w:p>
+            <w:pPr>
+              <w:pStyle w:val="Normal"/>
+            </w:pPr>
+            <w:r>
+              <w:t>A10BD B10BD C10BD D10BD M10BD 3 (0,3%)</w:t>
+            </w:r>
+          </w:p>
+        </w:tc>
+        <w:tc>
+          <w:p>
+            <w:pPr>
+              <w:pStyle w:val="Normal"/>
+            </w:pPr>
+            <w:r>
+              <w:t>B10BD C10BD D10BD J10BD M10BD 4 (0,4%)</w:t>
+            </w:r>
+          </w:p>
+        </w:tc>
+        <w:tc>
+          <w:p>
+            <w:pPr>
+              <w:pStyle w:val="Normal"/>
+            </w:pPr>
+            <w:r>
+              <w:t>A10BD B10BD C10BD D10BD J10BD M10BD 3 (0,3%)</w:t>
             </w:r>
           </w:p>
         </w:tc>
@@ -911,37 +911,37 @@
               <w:pStyle w:val="Normal"/>
             </w:pPr>
             <w:r>
-              <w:t>A10BK 653 (29,6%)</w:t>
-            </w:r>
-          </w:p>
-        </w:tc>
-        <w:tc>
-          <w:p>
-            <w:pPr>
-              <w:pStyle w:val="Normal"/>
-            </w:pPr>
-            <w:r>
-              <w:t>A10BX 201 (27,6%)</w:t>
-            </w:r>
-          </w:p>
-        </w:tc>
-        <w:tc>
-          <w:p>
-            <w:pPr>
-              <w:pStyle w:val="Normal"/>
-            </w:pPr>
-            <w:r>
-              <w:t>A10BH 229 (30,0%)</w:t>
-            </w:r>
-          </w:p>
-        </w:tc>
-        <w:tc>
-          <w:p>
-            <w:pPr>
-              <w:pStyle w:val="Normal"/>
-            </w:pPr>
-            <w:r>
-              <w:t>A10BH 214 (29,8%)</w:t>
+              <w:t>A10BD B10BD C10BD D10BD M10BD 7 (0,2%)</w:t>
+            </w:r>
+          </w:p>
+        </w:tc>
+        <w:tc>
+          <w:p>
+            <w:pPr>
+              <w:pStyle w:val="Normal"/>
+            </w:pPr>
+            <w:r>
+              <w:t>A10BD B10BD D10BD D10DE J10BD M10BD 3 (0,3%)</w:t>
+            </w:r>
+          </w:p>
+        </w:tc>
+        <w:tc>
+          <w:p>
+            <w:pPr>
+              <w:pStyle w:val="Normal"/>
+            </w:pPr>
+            <w:r>
+              <w:t>A10BD B10BD C10BD D10BD J10BD 4 (0,4%)</w:t>
+            </w:r>
+          </w:p>
+        </w:tc>
+        <w:tc>
+          <w:p>
+            <w:pPr>
+              <w:pStyle w:val="Normal"/>
+            </w:pPr>
+            <w:r>
+              <w:t>A10AE A10BD B10BD C10BD D10BD J10BD M10BD 2 (0,2%)</w:t>
             </w:r>
           </w:p>
         </w:tc>
@@ -963,37 +963,37 @@
               <w:pStyle w:val="Normal"/>
             </w:pPr>
             <w:r>
-              <w:t>A10BJ 639 (28,9%)</w:t>
-            </w:r>
-          </w:p>
-        </w:tc>
-        <w:tc>
-          <w:p>
-            <w:pPr>
-              <w:pStyle w:val="Normal"/>
-            </w:pPr>
-            <w:r>
-              <w:t>A10BK 201 (27,6%)</w:t>
-            </w:r>
-          </w:p>
-        </w:tc>
-        <w:tc>
-          <w:p>
-            <w:pPr>
-              <w:pStyle w:val="Normal"/>
-            </w:pPr>
-            <w:r>
-              <w:t>A10BJ 223 (29,2%)</w:t>
-            </w:r>
-          </w:p>
-        </w:tc>
-        <w:tc>
-          <w:p>
-            <w:pPr>
-              <w:pStyle w:val="Normal"/>
-            </w:pPr>
-            <w:r>
-              <w:t>A10BK 199 (27,8%)</w:t>
+              <w:t>A10BD B10BD D10BD J10BD M10BD 6 (0,2%)</w:t>
+            </w:r>
+          </w:p>
+        </w:tc>
+        <w:tc>
+          <w:p>
+            <w:pPr>
+              <w:pStyle w:val="Normal"/>
+            </w:pPr>
+            <w:r>
+              <w:t>A10BD B10BD C10BD D10BD J10BD M10BD M10ME 2 (0,2%)</w:t>
+            </w:r>
+          </w:p>
+        </w:tc>
+        <w:tc>
+          <w:p>
+            <w:pPr>
+              <w:pStyle w:val="Normal"/>
+            </w:pPr>
+            <w:r>
+              <w:t>A10BD B10BD J10BD J10BK M10BD 2 (0,2%)</w:t>
+            </w:r>
+          </w:p>
+        </w:tc>
+        <w:tc>
+          <w:p>
+            <w:pPr>
+              <w:pStyle w:val="Normal"/>
+            </w:pPr>
+            <w:r>
+              <w:t>A10BD B10BD C10BD D10BD M10BD 2 (0,2%)</w:t>
             </w:r>
           </w:p>
         </w:tc>

--- a/i_test/test_D6_Tabella_4_esenzione_2025/g_output/D6_Table_4_esenzione_qualsiasi.docx
+++ b/i_test/test_D6_Tabella_4_esenzione_2025/g_output/D6_Table_4_esenzione_qualsiasi.docx
@@ -443,37 +443,37 @@
               <w:pStyle w:val="Normal"/>
             </w:pPr>
             <w:r>
-              <w:t>A10BD09 192 (6,7%)</w:t>
-            </w:r>
-          </w:p>
-        </w:tc>
-        <w:tc>
-          <w:p>
-            <w:pPr>
-              <w:pStyle w:val="Normal"/>
-            </w:pPr>
-            <w:r>
-              <w:t>C10BD20 73 (7,6%)</w:t>
-            </w:r>
-          </w:p>
-        </w:tc>
-        <w:tc>
-          <w:p>
-            <w:pPr>
-              <w:pStyle w:val="Normal"/>
-            </w:pPr>
-            <w:r>
-              <w:t>J10JE56 78 (8,2%)</w:t>
-            </w:r>
-          </w:p>
-        </w:tc>
-        <w:tc>
-          <w:p>
-            <w:pPr>
-              <w:pStyle w:val="Normal"/>
-            </w:pPr>
-            <w:r>
-              <w:t>J10JE54 75 (7,7%)</w:t>
+              <w:t>mm 192 (6,7%)</w:t>
+            </w:r>
+          </w:p>
+        </w:tc>
+        <w:tc>
+          <w:p>
+            <w:pPr>
+              <w:pStyle w:val="Normal"/>
+            </w:pPr>
+            <w:r>
+              <w:t>NA 73 (7,6%)</w:t>
+            </w:r>
+          </w:p>
+        </w:tc>
+        <w:tc>
+          <w:p>
+            <w:pPr>
+              <w:pStyle w:val="Normal"/>
+            </w:pPr>
+            <w:r>
+              <w:t>NA 78 (8,2%)</w:t>
+            </w:r>
+          </w:p>
+        </w:tc>
+        <w:tc>
+          <w:p>
+            <w:pPr>
+              <w:pStyle w:val="Normal"/>
+            </w:pPr>
+            <w:r>
+              <w:t>NA 75 (7,7%)</w:t>
             </w:r>
           </w:p>
         </w:tc>
@@ -495,37 +495,37 @@
               <w:pStyle w:val="Normal"/>
             </w:pPr>
             <w:r>
-              <w:t>B10AE54 190 (6,6%)</w:t>
-            </w:r>
-          </w:p>
-        </w:tc>
-        <w:tc>
-          <w:p>
-            <w:pPr>
-              <w:pStyle w:val="Normal"/>
-            </w:pPr>
-            <w:r>
-              <w:t>M10BD23 69 (7,2%)</w:t>
-            </w:r>
-          </w:p>
-        </w:tc>
-        <w:tc>
-          <w:p>
-            <w:pPr>
-              <w:pStyle w:val="Normal"/>
-            </w:pPr>
-            <w:r>
-              <w:t>C10BD21 73 (7,7%)</w:t>
-            </w:r>
-          </w:p>
-        </w:tc>
-        <w:tc>
-          <w:p>
-            <w:pPr>
-              <w:pStyle w:val="Normal"/>
-            </w:pPr>
-            <w:r>
-              <w:t>A10BH02 75 (7,7%)</w:t>
+              <w:t>NA 190 (6,6%)</w:t>
+            </w:r>
+          </w:p>
+        </w:tc>
+        <w:tc>
+          <w:p>
+            <w:pPr>
+              <w:pStyle w:val="Normal"/>
+            </w:pPr>
+            <w:r>
+              <w:t>NA 69 (7,2%)</w:t>
+            </w:r>
+          </w:p>
+        </w:tc>
+        <w:tc>
+          <w:p>
+            <w:pPr>
+              <w:pStyle w:val="Normal"/>
+            </w:pPr>
+            <w:r>
+              <w:t>NA 73 (7,7%)</w:t>
+            </w:r>
+          </w:p>
+        </w:tc>
+        <w:tc>
+          <w:p>
+            <w:pPr>
+              <w:pStyle w:val="Normal"/>
+            </w:pPr>
+            <w:r>
+              <w:t>NA 75 (7,7%)</w:t>
             </w:r>
           </w:p>
         </w:tc>
@@ -547,37 +547,37 @@
               <w:pStyle w:val="Normal"/>
             </w:pPr>
             <w:r>
-              <w:t>M10BD16 190 (6,6%)</w:t>
-            </w:r>
-          </w:p>
-        </w:tc>
-        <w:tc>
-          <w:p>
-            <w:pPr>
-              <w:pStyle w:val="Normal"/>
-            </w:pPr>
-            <w:r>
-              <w:t>C10BD19 68 (7,1%)</w:t>
-            </w:r>
-          </w:p>
-        </w:tc>
-        <w:tc>
-          <w:p>
-            <w:pPr>
-              <w:pStyle w:val="Normal"/>
-            </w:pPr>
-            <w:r>
-              <w:t>A10AE54 67 (7,1%)</w:t>
-            </w:r>
-          </w:p>
-        </w:tc>
-        <w:tc>
-          <w:p>
-            <w:pPr>
-              <w:pStyle w:val="Normal"/>
-            </w:pPr>
-            <w:r>
-              <w:t>M10BD16 71 (7,3%)</w:t>
+              <w:t>NA 190 (6,6%)</w:t>
+            </w:r>
+          </w:p>
+        </w:tc>
+        <w:tc>
+          <w:p>
+            <w:pPr>
+              <w:pStyle w:val="Normal"/>
+            </w:pPr>
+            <w:r>
+              <w:t>NA 68 (7,1%)</w:t>
+            </w:r>
+          </w:p>
+        </w:tc>
+        <w:tc>
+          <w:p>
+            <w:pPr>
+              <w:pStyle w:val="Normal"/>
+            </w:pPr>
+            <w:r>
+              <w:t>oo 67 (7,1%)</w:t>
+            </w:r>
+          </w:p>
+        </w:tc>
+        <w:tc>
+          <w:p>
+            <w:pPr>
+              <w:pStyle w:val="Normal"/>
+            </w:pPr>
+            <w:r>
+              <w:t>NA 71 (7,3%)</w:t>
             </w:r>
           </w:p>
         </w:tc>
@@ -599,37 +599,37 @@
               <w:pStyle w:val="Normal"/>
             </w:pPr>
             <w:r>
-              <w:t>J10JE54 188 (6,5%)</w:t>
-            </w:r>
-          </w:p>
-        </w:tc>
-        <w:tc>
-          <w:p>
-            <w:pPr>
-              <w:pStyle w:val="Normal"/>
-            </w:pPr>
-            <w:r>
-              <w:t>D10BD21 67 (7,0%)</w:t>
-            </w:r>
-          </w:p>
-        </w:tc>
-        <w:tc>
-          <w:p>
-            <w:pPr>
-              <w:pStyle w:val="Normal"/>
-            </w:pPr>
-            <w:r>
-              <w:t>C10BH02 67 (7,1%)</w:t>
-            </w:r>
-          </w:p>
-        </w:tc>
-        <w:tc>
-          <w:p>
-            <w:pPr>
-              <w:pStyle w:val="Normal"/>
-            </w:pPr>
-            <w:r>
-              <w:t>D10BD13 70 (7,2%)</w:t>
+              <w:t>NA 188 (6,5%)</w:t>
+            </w:r>
+          </w:p>
+        </w:tc>
+        <w:tc>
+          <w:p>
+            <w:pPr>
+              <w:pStyle w:val="Normal"/>
+            </w:pPr>
+            <w:r>
+              <w:t>NA 67 (7,0%)</w:t>
+            </w:r>
+          </w:p>
+        </w:tc>
+        <w:tc>
+          <w:p>
+            <w:pPr>
+              <w:pStyle w:val="Normal"/>
+            </w:pPr>
+            <w:r>
+              <w:t>NA 67 (7,1%)</w:t>
+            </w:r>
+          </w:p>
+        </w:tc>
+        <w:tc>
+          <w:p>
+            <w:pPr>
+              <w:pStyle w:val="Normal"/>
+            </w:pPr>
+            <w:r>
+              <w:t>NA 70 (7,2%)</w:t>
             </w:r>
           </w:p>
         </w:tc>
@@ -651,37 +651,37 @@
               <w:pStyle w:val="Normal"/>
             </w:pPr>
             <w:r>
-              <w:t>B10BD15 184 (6,4%)</w:t>
-            </w:r>
-          </w:p>
-        </w:tc>
-        <w:tc>
-          <w:p>
-            <w:pPr>
-              <w:pStyle w:val="Normal"/>
-            </w:pPr>
-            <w:r>
-              <w:t>A10BD19 67 (7,0%)</w:t>
-            </w:r>
-          </w:p>
-        </w:tc>
-        <w:tc>
-          <w:p>
-            <w:pPr>
-              <w:pStyle w:val="Normal"/>
-            </w:pPr>
-            <w:r>
-              <w:t>D10BJ01 66 (7,0%)</w:t>
-            </w:r>
-          </w:p>
-        </w:tc>
-        <w:tc>
-          <w:p>
-            <w:pPr>
-              <w:pStyle w:val="Normal"/>
-            </w:pPr>
-            <w:r>
-              <w:t>B10BD21 70 (7,2%)</w:t>
+              <w:t>NA 184 (6,4%)</w:t>
+            </w:r>
+          </w:p>
+        </w:tc>
+        <w:tc>
+          <w:p>
+            <w:pPr>
+              <w:pStyle w:val="Normal"/>
+            </w:pPr>
+            <w:r>
+              <w:t>gg 67 (7,0%)</w:t>
+            </w:r>
+          </w:p>
+        </w:tc>
+        <w:tc>
+          <w:p>
+            <w:pPr>
+              <w:pStyle w:val="Normal"/>
+            </w:pPr>
+            <w:r>
+              <w:t>NA 66 (7,0%)</w:t>
+            </w:r>
+          </w:p>
+        </w:tc>
+        <w:tc>
+          <w:p>
+            <w:pPr>
+              <w:pStyle w:val="Normal"/>
+            </w:pPr>
+            <w:r>
+              <w:t>NA 70 (7,2%)</w:t>
             </w:r>
           </w:p>
         </w:tc>
@@ -755,37 +755,37 @@
               <w:pStyle w:val="Normal"/>
             </w:pPr>
             <w:r>
-              <w:t>A10BD B10BD C10BD J10BD M10BD 13 (0,5%)</w:t>
-            </w:r>
-          </w:p>
-        </w:tc>
-        <w:tc>
-          <w:p>
-            <w:pPr>
-              <w:pStyle w:val="Normal"/>
-            </w:pPr>
-            <w:r>
-              <w:t>A10BD B10BD C10BD D10BD J10BD 4 (0,4%)</w:t>
-            </w:r>
-          </w:p>
-        </w:tc>
-        <w:tc>
-          <w:p>
-            <w:pPr>
-              <w:pStyle w:val="Normal"/>
-            </w:pPr>
-            <w:r>
-              <w:t>A10BD B10BD C10BD D10BD J10BD M10BD 5 (0,5%)</w:t>
-            </w:r>
-          </w:p>
-        </w:tc>
-        <w:tc>
-          <w:p>
-            <w:pPr>
-              <w:pStyle w:val="Normal"/>
-            </w:pPr>
-            <w:r>
-              <w:t>A10BD B10BD C10BD J10BD M10BD 6 (0,6%)</w:t>
+              <w:t>e B10BD C10BD D10BD M10BD 186 (3,7%)</w:t>
+            </w:r>
+          </w:p>
+        </w:tc>
+        <w:tc>
+          <w:p>
+            <w:pPr>
+              <w:pStyle w:val="Normal"/>
+            </w:pPr>
+            <w:r>
+              <w:t>e B10BD C10BD D10BD M10BD 62 (3,7%)</w:t>
+            </w:r>
+          </w:p>
+        </w:tc>
+        <w:tc>
+          <w:p>
+            <w:pPr>
+              <w:pStyle w:val="Normal"/>
+            </w:pPr>
+            <w:r>
+              <w:t>e B10BD C10BD D10BD M10BD 66 (4,1%)</w:t>
+            </w:r>
+          </w:p>
+        </w:tc>
+        <w:tc>
+          <w:p>
+            <w:pPr>
+              <w:pStyle w:val="Normal"/>
+            </w:pPr>
+            <w:r>
+              <w:t>e B10BD C10BD J10BD M10BD 71 (4,2%)</w:t>
             </w:r>
           </w:p>
         </w:tc>
@@ -807,37 +807,37 @@
               <w:pStyle w:val="Normal"/>
             </w:pPr>
             <w:r>
-              <w:t>A10BD B10BD C10BD D10BD J10BD M10BD 10 (0,3%)</w:t>
-            </w:r>
-          </w:p>
-        </w:tc>
-        <w:tc>
-          <w:p>
-            <w:pPr>
-              <w:pStyle w:val="Normal"/>
-            </w:pPr>
-            <w:r>
-              <w:t>A10BD B10BD C10BD J10BD M10BD 3 (0,3%)</w:t>
-            </w:r>
-          </w:p>
-        </w:tc>
-        <w:tc>
-          <w:p>
-            <w:pPr>
-              <w:pStyle w:val="Normal"/>
-            </w:pPr>
-            <w:r>
-              <w:t>A10BD B10BD C10BD J10BD M10BD 4 (0,4%)</w:t>
-            </w:r>
-          </w:p>
-        </w:tc>
-        <w:tc>
-          <w:p>
-            <w:pPr>
-              <w:pStyle w:val="Normal"/>
-            </w:pPr>
-            <w:r>
-              <w:t>A10BD B10BD D10BD J10BD M10BD 3 (0,3%)</w:t>
+              <w:t>B10BD C10BD D10BD J10BD M10BD 178 (3,6%)</w:t>
+            </w:r>
+          </w:p>
+        </w:tc>
+        <w:tc>
+          <w:p>
+            <w:pPr>
+              <w:pStyle w:val="Normal"/>
+            </w:pPr>
+            <w:r>
+              <w:t>e B10BD C10BD D10BD J10BD 54 (3,2%)</w:t>
+            </w:r>
+          </w:p>
+        </w:tc>
+        <w:tc>
+          <w:p>
+            <w:pPr>
+              <w:pStyle w:val="Normal"/>
+            </w:pPr>
+            <w:r>
+              <w:t>B10BD C10BD D10BD J10BD M10BD 62 (3,8%)</w:t>
+            </w:r>
+          </w:p>
+        </w:tc>
+        <w:tc>
+          <w:p>
+            <w:pPr>
+              <w:pStyle w:val="Normal"/>
+            </w:pPr>
+            <w:r>
+              <w:t>B10BD C10BD D10BD J10BD M10BD 65 (3,8%)</w:t>
             </w:r>
           </w:p>
         </w:tc>
@@ -859,37 +859,37 @@
               <w:pStyle w:val="Normal"/>
             </w:pPr>
             <w:r>
-              <w:t>A10BD B10BD C10BD D10BD J10BD 9 (0,3%)</w:t>
-            </w:r>
-          </w:p>
-        </w:tc>
-        <w:tc>
-          <w:p>
-            <w:pPr>
-              <w:pStyle w:val="Normal"/>
-            </w:pPr>
-            <w:r>
-              <w:t>A10BD B10BD C10BD D10BD M10BD 3 (0,3%)</w:t>
-            </w:r>
-          </w:p>
-        </w:tc>
-        <w:tc>
-          <w:p>
-            <w:pPr>
-              <w:pStyle w:val="Normal"/>
-            </w:pPr>
-            <w:r>
-              <w:t>B10BD C10BD D10BD J10BD M10BD 4 (0,4%)</w:t>
-            </w:r>
-          </w:p>
-        </w:tc>
-        <w:tc>
-          <w:p>
-            <w:pPr>
-              <w:pStyle w:val="Normal"/>
-            </w:pPr>
-            <w:r>
-              <w:t>A10BD B10BD C10BD D10BD J10BD M10BD 3 (0,3%)</w:t>
+              <w:t>e B10BD C10BD J10BD M10BD 175 (3,5%)</w:t>
+            </w:r>
+          </w:p>
+        </w:tc>
+        <w:tc>
+          <w:p>
+            <w:pPr>
+              <w:pStyle w:val="Normal"/>
+            </w:pPr>
+            <w:r>
+              <w:t>e B10BD C10BD J10BD M10BD 52 (3,1%)</w:t>
+            </w:r>
+          </w:p>
+        </w:tc>
+        <w:tc>
+          <w:p>
+            <w:pPr>
+              <w:pStyle w:val="Normal"/>
+            </w:pPr>
+            <w:r>
+              <w:t>e B10BD C10BD D10BD J10BD 57 (3,5%)</w:t>
+            </w:r>
+          </w:p>
+        </w:tc>
+        <w:tc>
+          <w:p>
+            <w:pPr>
+              <w:pStyle w:val="Normal"/>
+            </w:pPr>
+            <w:r>
+              <w:t>e B10BD C10BD D10BD J10BD 62 (3,7%)</w:t>
             </w:r>
           </w:p>
         </w:tc>
@@ -911,37 +911,37 @@
               <w:pStyle w:val="Normal"/>
             </w:pPr>
             <w:r>
-              <w:t>A10BD B10BD C10BD D10BD M10BD 7 (0,2%)</w:t>
-            </w:r>
-          </w:p>
-        </w:tc>
-        <w:tc>
-          <w:p>
-            <w:pPr>
-              <w:pStyle w:val="Normal"/>
-            </w:pPr>
-            <w:r>
-              <w:t>A10BD B10BD D10BD D10DE J10BD M10BD 3 (0,3%)</w:t>
-            </w:r>
-          </w:p>
-        </w:tc>
-        <w:tc>
-          <w:p>
-            <w:pPr>
-              <w:pStyle w:val="Normal"/>
-            </w:pPr>
-            <w:r>
-              <w:t>A10BD B10BD C10BD D10BD J10BD 4 (0,4%)</w:t>
-            </w:r>
-          </w:p>
-        </w:tc>
-        <w:tc>
-          <w:p>
-            <w:pPr>
-              <w:pStyle w:val="Normal"/>
-            </w:pPr>
-            <w:r>
-              <w:t>A10AE A10BD B10BD C10BD D10BD J10BD M10BD 2 (0,2%)</w:t>
+              <w:t>e B10BD C10BD D10BD J10BD 173 (3,5%)</w:t>
+            </w:r>
+          </w:p>
+        </w:tc>
+        <w:tc>
+          <w:p>
+            <w:pPr>
+              <w:pStyle w:val="Normal"/>
+            </w:pPr>
+            <w:r>
+              <w:t>B10BD C10BD D10BD J10BD M10BD 51 (3,0%)</w:t>
+            </w:r>
+          </w:p>
+        </w:tc>
+        <w:tc>
+          <w:p>
+            <w:pPr>
+              <w:pStyle w:val="Normal"/>
+            </w:pPr>
+            <w:r>
+              <w:t>e C10BD D10BD J10BD M10BD 55 (3,4%)</w:t>
+            </w:r>
+          </w:p>
+        </w:tc>
+        <w:tc>
+          <w:p>
+            <w:pPr>
+              <w:pStyle w:val="Normal"/>
+            </w:pPr>
+            <w:r>
+              <w:t>e B10BD D10BD J10BD M10BD 59 (3,5%)</w:t>
             </w:r>
           </w:p>
         </w:tc>
@@ -963,37 +963,37 @@
               <w:pStyle w:val="Normal"/>
             </w:pPr>
             <w:r>
-              <w:t>A10BD B10BD D10BD J10BD M10BD 6 (0,2%)</w:t>
-            </w:r>
-          </w:p>
-        </w:tc>
-        <w:tc>
-          <w:p>
-            <w:pPr>
-              <w:pStyle w:val="Normal"/>
-            </w:pPr>
-            <w:r>
-              <w:t>A10BD B10BD C10BD D10BD J10BD M10BD M10ME 2 (0,2%)</w:t>
-            </w:r>
-          </w:p>
-        </w:tc>
-        <w:tc>
-          <w:p>
-            <w:pPr>
-              <w:pStyle w:val="Normal"/>
-            </w:pPr>
-            <w:r>
-              <w:t>A10BD B10BD J10BD J10BK M10BD 2 (0,2%)</w:t>
-            </w:r>
-          </w:p>
-        </w:tc>
-        <w:tc>
-          <w:p>
-            <w:pPr>
-              <w:pStyle w:val="Normal"/>
-            </w:pPr>
-            <w:r>
-              <w:t>A10BD B10BD C10BD D10BD M10BD 2 (0,2%)</w:t>
+              <w:t>e B10BD D10BD J10BD M10BD 162 (3,2%)</w:t>
+            </w:r>
+          </w:p>
+        </w:tc>
+        <w:tc>
+          <w:p>
+            <w:pPr>
+              <w:pStyle w:val="Normal"/>
+            </w:pPr>
+            <w:r>
+              <w:t>e B10BD D10BD J10BD M10BD 50 (3,0%)</w:t>
+            </w:r>
+          </w:p>
+        </w:tc>
+        <w:tc>
+          <w:p>
+            <w:pPr>
+              <w:pStyle w:val="Normal"/>
+            </w:pPr>
+            <w:r>
+              <w:t>e B10BD D10BD J10BD M10BD 53 (3,3%)</w:t>
+            </w:r>
+          </w:p>
+        </w:tc>
+        <w:tc>
+          <w:p>
+            <w:pPr>
+              <w:pStyle w:val="Normal"/>
+            </w:pPr>
+            <w:r>
+              <w:t>e B10BD C10BD D10BD M10BD 58 (3,4%)</w:t>
             </w:r>
           </w:p>
         </w:tc>

--- a/i_test/test_D6_Tabella_4_esenzione_2025/g_output/D6_Table_4_esenzione_qualsiasi.docx
+++ b/i_test/test_D6_Tabella_4_esenzione_2025/g_output/D6_Table_4_esenzione_qualsiasi.docx
@@ -755,37 +755,37 @@
               <w:pStyle w:val="Normal"/>
             </w:pPr>
             <w:r>
-              <w:t>e B10BD C10BD D10BD M10BD 186 (3,7%)</w:t>
-            </w:r>
-          </w:p>
-        </w:tc>
-        <w:tc>
-          <w:p>
-            <w:pPr>
-              <w:pStyle w:val="Normal"/>
-            </w:pPr>
-            <w:r>
-              <w:t>e B10BD C10BD D10BD M10BD 62 (3,7%)</w:t>
-            </w:r>
-          </w:p>
-        </w:tc>
-        <w:tc>
-          <w:p>
-            <w:pPr>
-              <w:pStyle w:val="Normal"/>
-            </w:pPr>
-            <w:r>
-              <w:t>e B10BD C10BD D10BD M10BD 66 (4,1%)</w:t>
-            </w:r>
-          </w:p>
-        </w:tc>
-        <w:tc>
-          <w:p>
-            <w:pPr>
-              <w:pStyle w:val="Normal"/>
-            </w:pPr>
-            <w:r>
-              <w:t>e B10BD C10BD J10BD M10BD 71 (4,2%)</w:t>
+              <w:t>e B10BD C10BD J10BD M10BD 117 (4,1%)</w:t>
+            </w:r>
+          </w:p>
+        </w:tc>
+        <w:tc>
+          <w:p>
+            <w:pPr>
+              <w:pStyle w:val="Normal"/>
+            </w:pPr>
+            <w:r>
+              <w:t>e B10BD C10BD D10BD M10BD 35 (3,6%)</w:t>
+            </w:r>
+          </w:p>
+        </w:tc>
+        <w:tc>
+          <w:p>
+            <w:pPr>
+              <w:pStyle w:val="Normal"/>
+            </w:pPr>
+            <w:r>
+              <w:t>B10BD C10BD D10BD J10BD M10BD 37 (3,9%)</w:t>
+            </w:r>
+          </w:p>
+        </w:tc>
+        <w:tc>
+          <w:p>
+            <w:pPr>
+              <w:pStyle w:val="Normal"/>
+            </w:pPr>
+            <w:r>
+              <w:t>e B10BD C10BD J10BD M10BD 46 (4,7%)</w:t>
             </w:r>
           </w:p>
         </w:tc>
@@ -807,37 +807,37 @@
               <w:pStyle w:val="Normal"/>
             </w:pPr>
             <w:r>
-              <w:t>B10BD C10BD D10BD J10BD M10BD 178 (3,6%)</w:t>
-            </w:r>
-          </w:p>
-        </w:tc>
-        <w:tc>
-          <w:p>
-            <w:pPr>
-              <w:pStyle w:val="Normal"/>
-            </w:pPr>
-            <w:r>
-              <w:t>e B10BD C10BD D10BD J10BD 54 (3,2%)</w:t>
-            </w:r>
-          </w:p>
-        </w:tc>
-        <w:tc>
-          <w:p>
-            <w:pPr>
-              <w:pStyle w:val="Normal"/>
-            </w:pPr>
-            <w:r>
-              <w:t>B10BD C10BD D10BD J10BD M10BD 62 (3,8%)</w:t>
-            </w:r>
-          </w:p>
-        </w:tc>
-        <w:tc>
-          <w:p>
-            <w:pPr>
-              <w:pStyle w:val="Normal"/>
-            </w:pPr>
-            <w:r>
-              <w:t>B10BD C10BD D10BD J10BD M10BD 65 (3,8%)</w:t>
+              <w:t>e B10BD D10BD J10BD M10BD 110 (3,8%)</w:t>
+            </w:r>
+          </w:p>
+        </w:tc>
+        <w:tc>
+          <w:p>
+            <w:pPr>
+              <w:pStyle w:val="Normal"/>
+            </w:pPr>
+            <w:r>
+              <w:t>e B10BD C10BD J10BD M10BD 35 (3,6%)</w:t>
+            </w:r>
+          </w:p>
+        </w:tc>
+        <w:tc>
+          <w:p>
+            <w:pPr>
+              <w:pStyle w:val="Normal"/>
+            </w:pPr>
+            <w:r>
+              <w:t>e B10BD C10BD J10BD M10BD 36 (3,8%)</w:t>
+            </w:r>
+          </w:p>
+        </w:tc>
+        <w:tc>
+          <w:p>
+            <w:pPr>
+              <w:pStyle w:val="Normal"/>
+            </w:pPr>
+            <w:r>
+              <w:t>e B10BD D10BD J10BD M10BD 43 (4,4%)</w:t>
             </w:r>
           </w:p>
         </w:tc>
@@ -859,37 +859,37 @@
               <w:pStyle w:val="Normal"/>
             </w:pPr>
             <w:r>
-              <w:t>e B10BD C10BD J10BD M10BD 175 (3,5%)</w:t>
-            </w:r>
-          </w:p>
-        </w:tc>
-        <w:tc>
-          <w:p>
-            <w:pPr>
-              <w:pStyle w:val="Normal"/>
-            </w:pPr>
-            <w:r>
-              <w:t>e B10BD C10BD J10BD M10BD 52 (3,1%)</w:t>
-            </w:r>
-          </w:p>
-        </w:tc>
-        <w:tc>
-          <w:p>
-            <w:pPr>
-              <w:pStyle w:val="Normal"/>
-            </w:pPr>
-            <w:r>
-              <w:t>e B10BD C10BD D10BD J10BD 57 (3,5%)</w:t>
-            </w:r>
-          </w:p>
-        </w:tc>
-        <w:tc>
-          <w:p>
-            <w:pPr>
-              <w:pStyle w:val="Normal"/>
-            </w:pPr>
-            <w:r>
-              <w:t>e B10BD C10BD D10BD J10BD 62 (3,7%)</w:t>
+              <w:t>e B10BD C10BD D10BD M10BD 107 (3,7%)</w:t>
+            </w:r>
+          </w:p>
+        </w:tc>
+        <w:tc>
+          <w:p>
+            <w:pPr>
+              <w:pStyle w:val="Normal"/>
+            </w:pPr>
+            <w:r>
+              <w:t>e B10BD D10BD J10BD M10BD 34 (3,5%)</w:t>
+            </w:r>
+          </w:p>
+        </w:tc>
+        <w:tc>
+          <w:p>
+            <w:pPr>
+              <w:pStyle w:val="Normal"/>
+            </w:pPr>
+            <w:r>
+              <w:t>e B10BD C10BD D10BD M10BD 35 (3,7%)</w:t>
+            </w:r>
+          </w:p>
+        </w:tc>
+        <w:tc>
+          <w:p>
+            <w:pPr>
+              <w:pStyle w:val="Normal"/>
+            </w:pPr>
+            <w:r>
+              <w:t>B10BD C10BD D10BD J10BD M10BD 39 (4,0%)</w:t>
             </w:r>
           </w:p>
         </w:tc>
@@ -911,37 +911,37 @@
               <w:pStyle w:val="Normal"/>
             </w:pPr>
             <w:r>
-              <w:t>e B10BD C10BD D10BD J10BD 173 (3,5%)</w:t>
-            </w:r>
-          </w:p>
-        </w:tc>
-        <w:tc>
-          <w:p>
-            <w:pPr>
-              <w:pStyle w:val="Normal"/>
-            </w:pPr>
-            <w:r>
-              <w:t>B10BD C10BD D10BD J10BD M10BD 51 (3,0%)</w:t>
-            </w:r>
-          </w:p>
-        </w:tc>
-        <w:tc>
-          <w:p>
-            <w:pPr>
-              <w:pStyle w:val="Normal"/>
-            </w:pPr>
-            <w:r>
-              <w:t>e C10BD D10BD J10BD M10BD 55 (3,4%)</w:t>
-            </w:r>
-          </w:p>
-        </w:tc>
-        <w:tc>
-          <w:p>
-            <w:pPr>
-              <w:pStyle w:val="Normal"/>
-            </w:pPr>
-            <w:r>
-              <w:t>e B10BD D10BD J10BD M10BD 59 (3,5%)</w:t>
+              <w:t>B10BD C10BD D10BD J10BD M10BD 103 (3,6%)</w:t>
+            </w:r>
+          </w:p>
+        </w:tc>
+        <w:tc>
+          <w:p>
+            <w:pPr>
+              <w:pStyle w:val="Normal"/>
+            </w:pPr>
+            <w:r>
+              <w:t>e B10BD C10BD D10BD J10BD 33 (3,4%)</w:t>
+            </w:r>
+          </w:p>
+        </w:tc>
+        <w:tc>
+          <w:p>
+            <w:pPr>
+              <w:pStyle w:val="Normal"/>
+            </w:pPr>
+            <w:r>
+              <w:t>e B10BD D10BD J10BD M10BD 33 (3,5%)</w:t>
+            </w:r>
+          </w:p>
+        </w:tc>
+        <w:tc>
+          <w:p>
+            <w:pPr>
+              <w:pStyle w:val="Normal"/>
+            </w:pPr>
+            <w:r>
+              <w:t>e B10BD C10BD D10BD M10BD 37 (3,8%)</w:t>
             </w:r>
           </w:p>
         </w:tc>
@@ -963,37 +963,37 @@
               <w:pStyle w:val="Normal"/>
             </w:pPr>
             <w:r>
-              <w:t>e B10BD D10BD J10BD M10BD 162 (3,2%)</w:t>
-            </w:r>
-          </w:p>
-        </w:tc>
-        <w:tc>
-          <w:p>
-            <w:pPr>
-              <w:pStyle w:val="Normal"/>
-            </w:pPr>
-            <w:r>
-              <w:t>e B10BD D10BD J10BD M10BD 50 (3,0%)</w:t>
-            </w:r>
-          </w:p>
-        </w:tc>
-        <w:tc>
-          <w:p>
-            <w:pPr>
-              <w:pStyle w:val="Normal"/>
-            </w:pPr>
-            <w:r>
-              <w:t>e B10BD D10BD J10BD M10BD 53 (3,3%)</w:t>
-            </w:r>
-          </w:p>
-        </w:tc>
-        <w:tc>
-          <w:p>
-            <w:pPr>
-              <w:pStyle w:val="Normal"/>
-            </w:pPr>
-            <w:r>
-              <w:t>e B10BD C10BD D10BD M10BD 58 (3,4%)</w:t>
+              <w:t>e B10BD C10BD D10BD J10BD 99 (3,4%)</w:t>
+            </w:r>
+          </w:p>
+        </w:tc>
+        <w:tc>
+          <w:p>
+            <w:pPr>
+              <w:pStyle w:val="Normal"/>
+            </w:pPr>
+            <w:r>
+              <w:t>e C10BD D10BD J10BD M10BD 29 (3,0%)</w:t>
+            </w:r>
+          </w:p>
+        </w:tc>
+        <w:tc>
+          <w:p>
+            <w:pPr>
+              <w:pStyle w:val="Normal"/>
+            </w:pPr>
+            <w:r>
+              <w:t>e B10BD C10BD D10BD J10BD 32 (3,4%)</w:t>
+            </w:r>
+          </w:p>
+        </w:tc>
+        <w:tc>
+          <w:p>
+            <w:pPr>
+              <w:pStyle w:val="Normal"/>
+            </w:pPr>
+            <w:r>
+              <w:t>e B10BD C10BD D10BD J10BD 34 (3,5%)</w:t>
             </w:r>
           </w:p>
         </w:tc>
